--- a/document-service/internal/documents/zayavlenie-eighteen.docx
+++ b/document-service/internal/documents/zayavlenie-eighteen.docx
@@ -186,7 +186,7 @@
                 <w:rFonts w:ascii="Montserrat" w:eastAsia="Montserrat" w:hAnsi="Montserrat" w:cs="Montserrat"/>
                 <w:lang w:val="en-US"/>
               </w:rPr>
-              <w:t>DATEBIRTH</w:t>
+              <w:t>ROZHD</w:t>
             </w:r>
             <w:r>
               <w:rPr>
@@ -201,15 +201,7 @@
                 <w:color w:val="000000"/>
                 <w:lang w:val="en-US"/>
               </w:rPr>
-              <w:t>FC</w:t>
-            </w:r>
-            <w:r>
-              <w:rPr>
-                <w:rFonts w:ascii="Montserrat" w:eastAsia="Montserrat" w:hAnsi="Montserrat" w:cs="Montserrat"/>
-                <w:color w:val="000000"/>
-                <w:lang w:val="en-US"/>
-              </w:rPr>
-              <w:t>ITY</w:t>
+              <w:t>FCI</w:t>
             </w:r>
           </w:p>
         </w:tc>
@@ -257,13 +249,6 @@
                 <w:lang w:val="en-US"/>
               </w:rPr>
               <w:t xml:space="preserve">: </w:t>
-            </w:r>
-            <w:r>
-              <w:rPr>
-                <w:rFonts w:ascii="Montserrat" w:eastAsia="Montserrat" w:hAnsi="Montserrat" w:cs="Montserrat"/>
-                <w:lang w:val="en-US"/>
-              </w:rPr>
-              <w:t>F</w:t>
             </w:r>
             <w:r>
               <w:rPr>
@@ -641,7 +626,7 @@
           <w:szCs w:val="16"/>
           <w:lang w:val="en-US"/>
         </w:rPr>
-        <w:t>TYPEOFRETRAINING</w:t>
+        <w:t>RETRAINTYPE</w:t>
       </w:r>
       <w:r>
         <w:rPr>
@@ -660,7 +645,7 @@
           <w:szCs w:val="16"/>
           <w:lang w:val="en-US"/>
         </w:rPr>
-        <w:t>NAMEPROFEDUCATION</w:t>
+        <w:t>EDUNAME</w:t>
       </w:r>
       <w:r>
         <w:rPr>
@@ -687,7 +672,7 @@
           <w:szCs w:val="16"/>
           <w:lang w:val="en-US"/>
         </w:rPr>
-        <w:t>HOUR</w:t>
+        <w:t>OBEM</w:t>
       </w:r>
       <w:r>
         <w:rPr>
@@ -729,43 +714,31 @@
           <w:szCs w:val="16"/>
         </w:rPr>
       </w:pPr>
-      <w:sdt>
-        <w:sdtPr>
-          <w:rPr>
-            <w:sz w:val="16"/>
-            <w:szCs w:val="16"/>
-          </w:rPr>
-          <w:tag w:val="goog_rdk_6"/>
-          <w:id w:val="2091429588"/>
-        </w:sdtPr>
-        <w:sdtContent>
-          <w:r>
-            <w:rPr>
-              <w:rFonts w:ascii="Arial Unicode MS" w:eastAsia="Arial Unicode MS" w:hAnsi="Arial Unicode MS" w:cs="Arial Unicode MS"/>
-              <w:sz w:val="16"/>
-              <w:szCs w:val="16"/>
-              <w:lang w:val="en-US"/>
-            </w:rPr>
-            <w:t>VARIANT</w:t>
-          </w:r>
-          <w:r>
-            <w:rPr>
-              <w:rFonts w:ascii="Arial Unicode MS" w:eastAsia="Arial Unicode MS" w:hAnsi="Arial Unicode MS" w:cs="Arial Unicode MS"/>
-              <w:sz w:val="16"/>
-              <w:szCs w:val="16"/>
-              <w:lang w:val="ru-RU"/>
-            </w:rPr>
-            <w:t>1</w:t>
-          </w:r>
-        </w:sdtContent>
-      </w:sdt>
-      <w:r>
-        <w:rPr>
-          <w:rFonts w:ascii="Montserrat" w:eastAsia="Montserrat" w:hAnsi="Montserrat" w:cs="Montserrat"/>
-          <w:sz w:val="16"/>
-          <w:szCs w:val="16"/>
-        </w:rPr>
-        <w:t xml:space="preserve"> Вариант 1 — с пониженной недельной учебной нагрузкой (3 акад. часа в неделю).</w:t>
+      <w:r>
+        <w:rPr>
+          <w:rFonts w:ascii="Arial Unicode MS" w:eastAsia="Arial Unicode MS" w:hAnsi="Arial Unicode MS" w:cs="Arial Unicode MS"/>
+          <w:sz w:val="16"/>
+          <w:szCs w:val="16"/>
+          <w:lang w:val="en-US"/>
+        </w:rPr>
+        <w:t>VAR</w:t>
+      </w:r>
+      <w:r>
+        <w:rPr>
+          <w:rFonts w:ascii="Arial Unicode MS" w:eastAsia="Arial Unicode MS" w:hAnsi="Arial Unicode MS" w:cs="Arial Unicode MS"/>
+          <w:sz w:val="16"/>
+          <w:szCs w:val="16"/>
+          <w:lang w:val="ru-RU"/>
+        </w:rPr>
+        <w:t xml:space="preserve">1 </w:t>
+      </w:r>
+      <w:r>
+        <w:rPr>
+          <w:rFonts w:ascii="Montserrat" w:eastAsia="Montserrat" w:hAnsi="Montserrat" w:cs="Montserrat"/>
+          <w:sz w:val="16"/>
+          <w:szCs w:val="16"/>
+        </w:rPr>
+        <w:t>Вариант 1 — с пониженной недельной учебной нагрузкой (3 акад. часа в неделю).</w:t>
       </w:r>
     </w:p>
     <w:p>
@@ -779,43 +752,31 @@
           <w:szCs w:val="16"/>
         </w:rPr>
       </w:pPr>
-      <w:sdt>
-        <w:sdtPr>
-          <w:rPr>
-            <w:sz w:val="16"/>
-            <w:szCs w:val="16"/>
-          </w:rPr>
-          <w:tag w:val="goog_rdk_7"/>
-          <w:id w:val="936135124"/>
-        </w:sdtPr>
-        <w:sdtContent>
-          <w:r>
-            <w:rPr>
-              <w:rFonts w:ascii="Arial Unicode MS" w:eastAsia="Arial Unicode MS" w:hAnsi="Arial Unicode MS" w:cs="Arial Unicode MS"/>
-              <w:sz w:val="16"/>
-              <w:szCs w:val="16"/>
-              <w:lang w:val="en-US"/>
-            </w:rPr>
-            <w:t>VARIANT</w:t>
-          </w:r>
-          <w:r>
-            <w:rPr>
-              <w:rFonts w:ascii="Arial Unicode MS" w:eastAsia="Arial Unicode MS" w:hAnsi="Arial Unicode MS" w:cs="Arial Unicode MS"/>
-              <w:sz w:val="16"/>
-              <w:szCs w:val="16"/>
-              <w:lang w:val="ru-RU"/>
-            </w:rPr>
-            <w:t>2</w:t>
-          </w:r>
-        </w:sdtContent>
-      </w:sdt>
-      <w:r>
-        <w:rPr>
-          <w:rFonts w:ascii="Montserrat" w:eastAsia="Montserrat" w:hAnsi="Montserrat" w:cs="Montserrat"/>
-          <w:sz w:val="16"/>
-          <w:szCs w:val="16"/>
-        </w:rPr>
-        <w:t xml:space="preserve"> Вариант 2 — с умеренной недельной учебной нагрузкой (6 акад. часов в неделю).</w:t>
+      <w:r>
+        <w:rPr>
+          <w:rFonts w:ascii="Arial Unicode MS" w:eastAsia="Arial Unicode MS" w:hAnsi="Arial Unicode MS" w:cs="Arial Unicode MS"/>
+          <w:sz w:val="16"/>
+          <w:szCs w:val="16"/>
+          <w:lang w:val="en-US"/>
+        </w:rPr>
+        <w:t>VAR</w:t>
+      </w:r>
+      <w:r>
+        <w:rPr>
+          <w:rFonts w:ascii="Arial Unicode MS" w:eastAsia="Arial Unicode MS" w:hAnsi="Arial Unicode MS" w:cs="Arial Unicode MS"/>
+          <w:sz w:val="16"/>
+          <w:szCs w:val="16"/>
+          <w:lang w:val="ru-RU"/>
+        </w:rPr>
+        <w:t xml:space="preserve">2 </w:t>
+      </w:r>
+      <w:r>
+        <w:rPr>
+          <w:rFonts w:ascii="Montserrat" w:eastAsia="Montserrat" w:hAnsi="Montserrat" w:cs="Montserrat"/>
+          <w:sz w:val="16"/>
+          <w:szCs w:val="16"/>
+        </w:rPr>
+        <w:t>Вариант 2 — с умеренной недельной учебной нагрузкой (6 акад. часов в неделю).</w:t>
       </w:r>
     </w:p>
     <w:p>
@@ -827,45 +788,34 @@
           <w:rFonts w:ascii="Montserrat" w:eastAsia="Montserrat" w:hAnsi="Montserrat" w:cs="Montserrat"/>
           <w:sz w:val="16"/>
           <w:szCs w:val="16"/>
+          <w:lang w:val="ru-RU"/>
         </w:rPr>
       </w:pPr>
-      <w:sdt>
-        <w:sdtPr>
-          <w:rPr>
-            <w:sz w:val="16"/>
-            <w:szCs w:val="16"/>
-          </w:rPr>
-          <w:tag w:val="goog_rdk_8"/>
-          <w:id w:val="-879715257"/>
-        </w:sdtPr>
-        <w:sdtContent>
-          <w:r>
-            <w:rPr>
-              <w:rFonts w:ascii="Arial Unicode MS" w:eastAsia="Arial Unicode MS" w:hAnsi="Arial Unicode MS" w:cs="Arial Unicode MS"/>
-              <w:sz w:val="16"/>
-              <w:szCs w:val="16"/>
-              <w:lang w:val="en-US"/>
-            </w:rPr>
-            <w:t>VARIANT</w:t>
-          </w:r>
-          <w:r>
-            <w:rPr>
-              <w:rFonts w:ascii="Arial Unicode MS" w:eastAsia="Arial Unicode MS" w:hAnsi="Arial Unicode MS" w:cs="Arial Unicode MS"/>
-              <w:sz w:val="16"/>
-              <w:szCs w:val="16"/>
-              <w:lang w:val="ru-RU"/>
-            </w:rPr>
-            <w:t>3</w:t>
-          </w:r>
-        </w:sdtContent>
-      </w:sdt>
-      <w:r>
-        <w:rPr>
-          <w:rFonts w:ascii="Montserrat" w:eastAsia="Montserrat" w:hAnsi="Montserrat" w:cs="Montserrat"/>
-          <w:sz w:val="16"/>
-          <w:szCs w:val="16"/>
-        </w:rPr>
-        <w:t xml:space="preserve"> Вариант 3 — со стандартной недельной учебной нагрузкой (12 акад. часов в неделю).</w:t>
+      <w:r>
+        <w:rPr>
+          <w:rFonts w:ascii="Arial Unicode MS" w:eastAsia="Arial Unicode MS" w:hAnsi="Arial Unicode MS" w:cs="Arial Unicode MS"/>
+          <w:sz w:val="16"/>
+          <w:szCs w:val="16"/>
+          <w:lang w:val="en-US"/>
+        </w:rPr>
+        <w:t>VAR</w:t>
+      </w:r>
+      <w:r>
+        <w:rPr>
+          <w:rFonts w:ascii="Arial Unicode MS" w:eastAsia="Arial Unicode MS" w:hAnsi="Arial Unicode MS" w:cs="Arial Unicode MS"/>
+          <w:sz w:val="16"/>
+          <w:szCs w:val="16"/>
+          <w:lang w:val="ru-RU"/>
+        </w:rPr>
+        <w:t xml:space="preserve">3 </w:t>
+      </w:r>
+      <w:r>
+        <w:rPr>
+          <w:rFonts w:ascii="Montserrat" w:eastAsia="Montserrat" w:hAnsi="Montserrat" w:cs="Montserrat"/>
+          <w:sz w:val="16"/>
+          <w:szCs w:val="16"/>
+        </w:rPr>
+        <w:t>Вариант 3 — со стандартной недельной учебной нагрузкой (12 акад. часов в неделю).</w:t>
       </w:r>
     </w:p>
     <w:p>
@@ -877,45 +827,43 @@
           <w:rFonts w:ascii="Montserrat" w:eastAsia="Montserrat" w:hAnsi="Montserrat" w:cs="Montserrat"/>
           <w:sz w:val="16"/>
           <w:szCs w:val="16"/>
+          <w:lang w:val="ru-RU"/>
         </w:rPr>
       </w:pPr>
-      <w:sdt>
-        <w:sdtPr>
-          <w:rPr>
-            <w:sz w:val="16"/>
-            <w:szCs w:val="16"/>
-          </w:rPr>
-          <w:tag w:val="goog_rdk_9"/>
-          <w:id w:val="1591002970"/>
-        </w:sdtPr>
-        <w:sdtContent>
-          <w:r>
-            <w:rPr>
-              <w:rFonts w:ascii="Arial Unicode MS" w:eastAsia="Arial Unicode MS" w:hAnsi="Arial Unicode MS" w:cs="Arial Unicode MS"/>
-              <w:sz w:val="16"/>
-              <w:szCs w:val="16"/>
-              <w:lang w:val="en-US"/>
-            </w:rPr>
-            <w:t>VARIANT</w:t>
-          </w:r>
-          <w:r>
-            <w:rPr>
-              <w:rFonts w:ascii="Arial Unicode MS" w:eastAsia="Arial Unicode MS" w:hAnsi="Arial Unicode MS" w:cs="Arial Unicode MS"/>
-              <w:sz w:val="16"/>
-              <w:szCs w:val="16"/>
-              <w:lang w:val="ru-RU"/>
-            </w:rPr>
-            <w:t>4</w:t>
-          </w:r>
-        </w:sdtContent>
-      </w:sdt>
-      <w:r>
-        <w:rPr>
-          <w:rFonts w:ascii="Montserrat" w:eastAsia="Montserrat" w:hAnsi="Montserrat" w:cs="Montserrat"/>
-          <w:sz w:val="16"/>
-          <w:szCs w:val="16"/>
-        </w:rPr>
-        <w:t xml:space="preserve"> Вариант 4 — с высокой недельной учебной нагрузкой (15 акад. часов в неделю).</w:t>
+      <w:r>
+        <w:rPr>
+          <w:rFonts w:ascii="Arial Unicode MS" w:eastAsia="Arial Unicode MS" w:hAnsi="Arial Unicode MS" w:cs="Arial Unicode MS"/>
+          <w:sz w:val="16"/>
+          <w:szCs w:val="16"/>
+          <w:lang w:val="en-US"/>
+        </w:rPr>
+        <w:t>VAR</w:t>
+      </w:r>
+      <w:r>
+        <w:rPr>
+          <w:rFonts w:ascii="Arial Unicode MS" w:eastAsia="Arial Unicode MS" w:hAnsi="Arial Unicode MS" w:cs="Arial Unicode MS"/>
+          <w:sz w:val="16"/>
+          <w:szCs w:val="16"/>
+          <w:lang w:val="ru-RU"/>
+        </w:rPr>
+        <w:t>4</w:t>
+      </w:r>
+      <w:r>
+        <w:rPr>
+          <w:rFonts w:ascii="Montserrat" w:eastAsia="Montserrat" w:hAnsi="Montserrat" w:cs="Montserrat"/>
+          <w:sz w:val="16"/>
+          <w:szCs w:val="16"/>
+          <w:lang w:val="ru-RU"/>
+        </w:rPr>
+        <w:t xml:space="preserve"> </w:t>
+      </w:r>
+      <w:r>
+        <w:rPr>
+          <w:rFonts w:ascii="Montserrat" w:eastAsia="Montserrat" w:hAnsi="Montserrat" w:cs="Montserrat"/>
+          <w:sz w:val="16"/>
+          <w:szCs w:val="16"/>
+        </w:rPr>
+        <w:t>Вариант 4 — с высокой недельной учебной нагрузкой (15 акад. часов в неделю).</w:t>
       </w:r>
     </w:p>
     <w:p>
@@ -927,38 +875,27 @@
           <w:rFonts w:ascii="Montserrat" w:eastAsia="Montserrat" w:hAnsi="Montserrat" w:cs="Montserrat"/>
           <w:sz w:val="16"/>
           <w:szCs w:val="16"/>
+          <w:lang w:val="ru-RU"/>
         </w:rPr>
       </w:pPr>
-      <w:sdt>
-        <w:sdtPr>
-          <w:rPr>
-            <w:sz w:val="16"/>
-            <w:szCs w:val="16"/>
-          </w:rPr>
-          <w:tag w:val="goog_rdk_10"/>
-          <w:id w:val="1478031413"/>
-        </w:sdtPr>
-        <w:sdtContent>
-          <w:r>
-            <w:rPr>
-              <w:rFonts w:ascii="Arial Unicode MS" w:eastAsia="Arial Unicode MS" w:hAnsi="Arial Unicode MS" w:cs="Arial Unicode MS"/>
-              <w:sz w:val="16"/>
-              <w:szCs w:val="16"/>
-              <w:lang w:val="en-US"/>
-            </w:rPr>
-            <w:t>VARIANT</w:t>
-          </w:r>
-          <w:r>
-            <w:rPr>
-              <w:rFonts w:ascii="Arial Unicode MS" w:eastAsia="Arial Unicode MS" w:hAnsi="Arial Unicode MS" w:cs="Arial Unicode MS"/>
-              <w:sz w:val="16"/>
-              <w:szCs w:val="16"/>
-              <w:lang w:val="ru-RU"/>
-            </w:rPr>
-            <w:t>5</w:t>
-          </w:r>
-        </w:sdtContent>
-      </w:sdt>
+      <w:r>
+        <w:rPr>
+          <w:rFonts w:ascii="Arial Unicode MS" w:eastAsia="Arial Unicode MS" w:hAnsi="Arial Unicode MS" w:cs="Arial Unicode MS"/>
+          <w:sz w:val="16"/>
+          <w:szCs w:val="16"/>
+          <w:lang w:val="en-US"/>
+        </w:rPr>
+        <w:t>VAR</w:t>
+      </w:r>
+      <w:r>
+        <w:rPr>
+          <w:rFonts w:ascii="Arial Unicode MS" w:eastAsia="Arial Unicode MS" w:hAnsi="Arial Unicode MS" w:cs="Arial Unicode MS"/>
+          <w:sz w:val="16"/>
+          <w:szCs w:val="16"/>
+          <w:lang w:val="ru-RU"/>
+        </w:rPr>
+        <w:t>5</w:t>
+      </w:r>
       <w:r>
         <w:rPr>
           <w:rFonts w:ascii="Montserrat" w:eastAsia="Montserrat" w:hAnsi="Montserrat" w:cs="Montserrat"/>
@@ -979,36 +916,24 @@
           <w:szCs w:val="16"/>
         </w:rPr>
       </w:pPr>
-      <w:sdt>
-        <w:sdtPr>
-          <w:rPr>
-            <w:sz w:val="16"/>
-            <w:szCs w:val="16"/>
-          </w:rPr>
-          <w:tag w:val="goog_rdk_11"/>
-          <w:id w:val="1576991293"/>
-        </w:sdtPr>
-        <w:sdtContent>
-          <w:r>
-            <w:rPr>
-              <w:rFonts w:ascii="Arial Unicode MS" w:eastAsia="Arial Unicode MS" w:hAnsi="Arial Unicode MS" w:cs="Arial Unicode MS"/>
-              <w:sz w:val="16"/>
-              <w:szCs w:val="16"/>
-              <w:lang w:val="en-US"/>
-            </w:rPr>
-            <w:t>VARIANT</w:t>
-          </w:r>
-          <w:r>
-            <w:rPr>
-              <w:rFonts w:ascii="Arial Unicode MS" w:eastAsia="Arial Unicode MS" w:hAnsi="Arial Unicode MS" w:cs="Arial Unicode MS"/>
-              <w:sz w:val="16"/>
-              <w:szCs w:val="16"/>
-              <w:lang w:val="ru-RU"/>
-            </w:rPr>
-            <w:t>6</w:t>
-          </w:r>
-        </w:sdtContent>
-      </w:sdt>
+      <w:r>
+        <w:rPr>
+          <w:rFonts w:ascii="Arial Unicode MS" w:eastAsia="Arial Unicode MS" w:hAnsi="Arial Unicode MS" w:cs="Arial Unicode MS"/>
+          <w:sz w:val="16"/>
+          <w:szCs w:val="16"/>
+          <w:lang w:val="en-US"/>
+        </w:rPr>
+        <w:t>VAR</w:t>
+      </w:r>
+      <w:r>
+        <w:rPr>
+          <w:rFonts w:ascii="Arial Unicode MS" w:eastAsia="Arial Unicode MS" w:hAnsi="Arial Unicode MS" w:cs="Arial Unicode MS"/>
+          <w:sz w:val="16"/>
+          <w:szCs w:val="16"/>
+          <w:lang w:val="ru-RU"/>
+        </w:rPr>
+        <w:t>6</w:t>
+      </w:r>
       <w:r>
         <w:rPr>
           <w:rFonts w:ascii="Montserrat" w:eastAsia="Montserrat" w:hAnsi="Montserrat" w:cs="Montserrat"/>

--- a/document-service/internal/documents/zayavlenie-eighteen.docx
+++ b/document-service/internal/documents/zayavlenie-eighteen.docx
@@ -721,7 +721,7 @@
           <w:szCs w:val="16"/>
           <w:lang w:val="en-US"/>
         </w:rPr>
-        <w:t>VAR</w:t>
+        <w:t>ONE</w:t>
       </w:r>
       <w:r>
         <w:rPr>
@@ -730,7 +730,7 @@
           <w:szCs w:val="16"/>
           <w:lang w:val="ru-RU"/>
         </w:rPr>
-        <w:t xml:space="preserve">1 </w:t>
+        <w:t xml:space="preserve"> </w:t>
       </w:r>
       <w:r>
         <w:rPr>
@@ -759,7 +759,7 @@
           <w:szCs w:val="16"/>
           <w:lang w:val="en-US"/>
         </w:rPr>
-        <w:t>VAR</w:t>
+        <w:t>TWO</w:t>
       </w:r>
       <w:r>
         <w:rPr>
@@ -768,7 +768,7 @@
           <w:szCs w:val="16"/>
           <w:lang w:val="ru-RU"/>
         </w:rPr>
-        <w:t xml:space="preserve">2 </w:t>
+        <w:t xml:space="preserve"> </w:t>
       </w:r>
       <w:r>
         <w:rPr>
@@ -798,7 +798,7 @@
           <w:szCs w:val="16"/>
           <w:lang w:val="en-US"/>
         </w:rPr>
-        <w:t>VAR</w:t>
+        <w:t>THREE</w:t>
       </w:r>
       <w:r>
         <w:rPr>
@@ -807,7 +807,7 @@
           <w:szCs w:val="16"/>
           <w:lang w:val="ru-RU"/>
         </w:rPr>
-        <w:t xml:space="preserve">3 </w:t>
+        <w:t xml:space="preserve"> </w:t>
       </w:r>
       <w:r>
         <w:rPr>
@@ -837,16 +837,7 @@
           <w:szCs w:val="16"/>
           <w:lang w:val="en-US"/>
         </w:rPr>
-        <w:t>VAR</w:t>
-      </w:r>
-      <w:r>
-        <w:rPr>
-          <w:rFonts w:ascii="Arial Unicode MS" w:eastAsia="Arial Unicode MS" w:hAnsi="Arial Unicode MS" w:cs="Arial Unicode MS"/>
-          <w:sz w:val="16"/>
-          <w:szCs w:val="16"/>
-          <w:lang w:val="ru-RU"/>
-        </w:rPr>
-        <w:t>4</w:t>
+        <w:t>FOUR</w:t>
       </w:r>
       <w:r>
         <w:rPr>
@@ -885,16 +876,7 @@
           <w:szCs w:val="16"/>
           <w:lang w:val="en-US"/>
         </w:rPr>
-        <w:t>VAR</w:t>
-      </w:r>
-      <w:r>
-        <w:rPr>
-          <w:rFonts w:ascii="Arial Unicode MS" w:eastAsia="Arial Unicode MS" w:hAnsi="Arial Unicode MS" w:cs="Arial Unicode MS"/>
-          <w:sz w:val="16"/>
-          <w:szCs w:val="16"/>
-          <w:lang w:val="ru-RU"/>
-        </w:rPr>
-        <w:t>5</w:t>
+        <w:t>FIVE</w:t>
       </w:r>
       <w:r>
         <w:rPr>
@@ -923,7 +905,7 @@
           <w:szCs w:val="16"/>
           <w:lang w:val="en-US"/>
         </w:rPr>
-        <w:t>VAR</w:t>
+        <w:t>SIX</w:t>
       </w:r>
       <w:r>
         <w:rPr>
@@ -932,15 +914,15 @@
           <w:szCs w:val="16"/>
           <w:lang w:val="ru-RU"/>
         </w:rPr>
-        <w:t>6</w:t>
-      </w:r>
-      <w:r>
-        <w:rPr>
-          <w:rFonts w:ascii="Montserrat" w:eastAsia="Montserrat" w:hAnsi="Montserrat" w:cs="Montserrat"/>
-          <w:sz w:val="16"/>
-          <w:szCs w:val="16"/>
-        </w:rPr>
-        <w:t xml:space="preserve"> Вариант 6 — с интенсивной недельной учебной нагрузкой (36 акад. часов в неделю).</w:t>
+        <w:t xml:space="preserve"> </w:t>
+      </w:r>
+      <w:r>
+        <w:rPr>
+          <w:rFonts w:ascii="Montserrat" w:eastAsia="Montserrat" w:hAnsi="Montserrat" w:cs="Montserrat"/>
+          <w:sz w:val="16"/>
+          <w:szCs w:val="16"/>
+        </w:rPr>
+        <w:t>Вариант 6 — с интенсивной недельной учебной нагрузкой (36 акад. часов в неделю).</w:t>
       </w:r>
     </w:p>
     <w:p>
